--- a/dosyalar/sinavlar/6-sinif/arapca-6-1d2y-klasik.docx
+++ b/dosyalar/sinavlar/6-sinif/arapca-6-1d2y-klasik.docx
@@ -754,7 +754,7 @@
                 <w:szCs w:val="30"/>
                 <w:rtl/>
               </w:rPr>
-              <w:t xml:space="preserve">مَلْعَبٌ</w:t>
+              <w:t xml:space="preserve">مُخْتَبَرٌ</w:t>
             </w:r>
           </w:p>
         </w:tc>
@@ -850,7 +850,7 @@
                 <w:szCs w:val="30"/>
                 <w:rtl/>
               </w:rPr>
-              <w:t xml:space="preserve">مَخْتَبَرٌ</w:t>
+              <w:t xml:space="preserve">مَقْصِفٌ</w:t>
             </w:r>
           </w:p>
         </w:tc>
@@ -946,7 +946,7 @@
                 <w:szCs w:val="30"/>
                 <w:rtl/>
               </w:rPr>
-              <w:t xml:space="preserve">مَقْصَفٌ</w:t>
+              <w:t xml:space="preserve">خَرِيطَةٌ</w:t>
             </w:r>
           </w:p>
         </w:tc>
@@ -1042,7 +1042,7 @@
                 <w:szCs w:val="30"/>
                 <w:rtl/>
               </w:rPr>
-              <w:t xml:space="preserve">إِدَارَةٌ</w:t>
+              <w:t xml:space="preserve">مَقْعَدٌ</w:t>
             </w:r>
           </w:p>
         </w:tc>
@@ -1138,7 +1138,7 @@
                 <w:szCs w:val="30"/>
                 <w:rtl/>
               </w:rPr>
-              <w:t xml:space="preserve">رِيَاضِيَّاتٌ</w:t>
+              <w:t xml:space="preserve">حَاسُوبٌ</w:t>
             </w:r>
           </w:p>
         </w:tc>
@@ -1437,7 +1437,7 @@
                 <w:sz w:val="20"/>
                 <w:szCs w:val="20"/>
               </w:rPr>
-              <w:t xml:space="preserve">Okula gidiyorum.</w:t>
+              <w:t xml:space="preserve">Ben altıncı sınıftayım.</w:t>
             </w:r>
           </w:p>
         </w:tc>
@@ -1533,7 +1533,7 @@
                 <w:sz w:val="20"/>
                 <w:szCs w:val="20"/>
               </w:rPr>
-              <w:t xml:space="preserve">Arapça dersi çalışıyorum.</w:t>
+              <w:t xml:space="preserve">Kütüphanede ne var?</w:t>
             </w:r>
           </w:p>
         </w:tc>
@@ -1629,7 +1629,7 @@
                 <w:sz w:val="20"/>
                 <w:szCs w:val="20"/>
               </w:rPr>
-              <w:t xml:space="preserve">Defterime yazıyorum.</w:t>
+              <w:t xml:space="preserve">Harita tahtanın üstündedir.</w:t>
             </w:r>
           </w:p>
         </w:tc>
@@ -1725,7 +1725,7 @@
                 <w:sz w:val="20"/>
                 <w:szCs w:val="20"/>
               </w:rPr>
-              <w:t xml:space="preserve">Kütüphanede kitap okuyorum.</w:t>
+              <w:t xml:space="preserve">Kantin birinci kattadır.</w:t>
             </w:r>
           </w:p>
         </w:tc>
@@ -1821,7 +1821,7 @@
                 <w:sz w:val="20"/>
                 <w:szCs w:val="20"/>
               </w:rPr>
-              <w:t xml:space="preserve">En sevdiğin ders nedir?</w:t>
+              <w:t xml:space="preserve">Mescit okulun arkasındadır.</w:t>
             </w:r>
           </w:p>
         </w:tc>
@@ -1917,7 +1917,7 @@
                 <w:sz w:val="20"/>
                 <w:szCs w:val="20"/>
               </w:rPr>
-              <w:t xml:space="preserve">Perşembe günü spor dersi vardır.</w:t>
+              <w:t xml:space="preserve">Müdür odası sağdadır.</w:t>
             </w:r>
           </w:p>
         </w:tc>
@@ -1993,7 +1993,7 @@
           <w:sz w:val="21"/>
           <w:szCs w:val="21"/>
         </w:rPr>
-        <w:t xml:space="preserve">Aşağıdaki gün adlarını Türkçe karşılıklarıyla eşleştiriniz.</w:t>
+        <w:t xml:space="preserve">Aşağıdaki sıra sayılarını Türkçe karşılıklarıyla eşleştiriniz.</w:t>
       </w:r>
       <w:r>
         <w:rPr>
@@ -2123,7 +2123,7 @@
                 <w:szCs w:val="28"/>
                 <w:rtl/>
               </w:rPr>
-              <w:t xml:space="preserve">اَلْأَحَدُ</w:t>
+              <w:t xml:space="preserve">اَلْأَوَّلُ</w:t>
             </w:r>
           </w:p>
         </w:tc>
@@ -2221,7 +2221,7 @@
                 <w:sz w:val="20"/>
                 <w:szCs w:val="20"/>
               </w:rPr>
-              <w:t xml:space="preserve">Perşembe</w:t>
+              <w:t xml:space="preserve">Beşinci</w:t>
             </w:r>
           </w:p>
         </w:tc>
@@ -2293,7 +2293,7 @@
                 <w:szCs w:val="28"/>
                 <w:rtl/>
               </w:rPr>
-              <w:t xml:space="preserve">اَلْإِثْنَيْنِ</w:t>
+              <w:t xml:space="preserve">اَلثَّانِي</w:t>
             </w:r>
           </w:p>
         </w:tc>
@@ -2391,7 +2391,7 @@
                 <w:sz w:val="20"/>
                 <w:szCs w:val="20"/>
               </w:rPr>
-              <w:t xml:space="preserve">Cumartesi</w:t>
+              <w:t xml:space="preserve">Onuncu</w:t>
             </w:r>
           </w:p>
         </w:tc>
@@ -2463,7 +2463,7 @@
                 <w:szCs w:val="28"/>
                 <w:rtl/>
               </w:rPr>
-              <w:t xml:space="preserve">اَلثُّلَاثَاءُ</w:t>
+              <w:t xml:space="preserve">اَلثَّالِثُ</w:t>
             </w:r>
           </w:p>
         </w:tc>
@@ -2561,7 +2561,7 @@
                 <w:sz w:val="20"/>
                 <w:szCs w:val="20"/>
               </w:rPr>
-              <w:t xml:space="preserve">Pazar</w:t>
+              <w:t xml:space="preserve">Birinci</w:t>
             </w:r>
           </w:p>
         </w:tc>
@@ -2633,7 +2633,7 @@
                 <w:szCs w:val="28"/>
                 <w:rtl/>
               </w:rPr>
-              <w:t xml:space="preserve">اَلْخَمِيسُ</w:t>
+              <w:t xml:space="preserve">اَلْخَامِسُ</w:t>
             </w:r>
           </w:p>
         </w:tc>
@@ -2731,7 +2731,7 @@
                 <w:sz w:val="20"/>
                 <w:szCs w:val="20"/>
               </w:rPr>
-              <w:t xml:space="preserve">Cuma</w:t>
+              <w:t xml:space="preserve">Yedinci</w:t>
             </w:r>
           </w:p>
         </w:tc>
@@ -2803,7 +2803,7 @@
                 <w:szCs w:val="28"/>
                 <w:rtl/>
               </w:rPr>
-              <w:t xml:space="preserve">اَلْجُمُعَةُ</w:t>
+              <w:t xml:space="preserve">اَلسَّابِعُ</w:t>
             </w:r>
           </w:p>
         </w:tc>
@@ -2901,7 +2901,7 @@
                 <w:sz w:val="20"/>
                 <w:szCs w:val="20"/>
               </w:rPr>
-              <w:t xml:space="preserve">Pazartesi</w:t>
+              <w:t xml:space="preserve">İkinci</w:t>
             </w:r>
           </w:p>
         </w:tc>
@@ -2973,7 +2973,7 @@
                 <w:szCs w:val="28"/>
                 <w:rtl/>
               </w:rPr>
-              <w:t xml:space="preserve">اَلسَّبْتُ</w:t>
+              <w:t xml:space="preserve">اَلْعَاشِرُ</w:t>
             </w:r>
           </w:p>
         </w:tc>
@@ -3071,7 +3071,7 @@
                 <w:sz w:val="20"/>
                 <w:szCs w:val="20"/>
               </w:rPr>
-              <w:t xml:space="preserve">Salı</w:t>
+              <w:t xml:space="preserve">Üçüncü</w:t>
             </w:r>
           </w:p>
         </w:tc>
@@ -3223,7 +3223,7 @@
                 <w:szCs w:val="30"/>
                 <w:rtl/>
               </w:rPr>
-              <w:t xml:space="preserve">أَذْهَبُ   —   أَدْرُسُ   —   أَكْتُبُ   —   أَقْرَأُ   —   فِي   —   إِلَى   —   مَاذَا</w:t>
+              <w:t xml:space="preserve">أَمَامَ   —   خَلْفَ   —   تَحْتَ   —   فَوْقَ   —   يَمِينَ   —   يَسَارَ   —   يُوجَدُ</w:t>
             </w:r>
           </w:p>
         </w:tc>
@@ -3330,7 +3330,7 @@
                 <w:szCs w:val="28"/>
                 <w:rtl/>
               </w:rPr>
-              <w:t xml:space="preserve">……………………… إِلَى الْمَدْرَسَةِ صَبَاحًا.</w:t>
+              <w:t xml:space="preserve">اَلْمَسْجِدُ ……………………… الْمَدْرَسَةِ.</w:t>
             </w:r>
           </w:p>
         </w:tc>
@@ -3402,7 +3402,7 @@
                 <w:szCs w:val="28"/>
                 <w:rtl/>
               </w:rPr>
-              <w:t xml:space="preserve">……………………… اللُّغَةَ الْعَرَبِيَّةَ فِي الصَّفِّ.</w:t>
+              <w:t xml:space="preserve">اَلْفِنَاءُ ……………………… الْمَدْرَسَةِ.</w:t>
             </w:r>
           </w:p>
         </w:tc>
@@ -3474,7 +3474,7 @@
                 <w:szCs w:val="28"/>
                 <w:rtl/>
               </w:rPr>
-              <w:t xml:space="preserve">……………………… الدَّرْسَ فِي دَفْتَرِي.</w:t>
+              <w:t xml:space="preserve">اَلْمَقْعَدُ ……………………… السَّبُّورَةِ.</w:t>
             </w:r>
           </w:p>
         </w:tc>
@@ -3546,7 +3546,7 @@
                 <w:szCs w:val="28"/>
                 <w:rtl/>
               </w:rPr>
-              <w:t xml:space="preserve">……………………… الْكِتَابَ فِي الْمَكْتَبَةِ.</w:t>
+              <w:t xml:space="preserve">اَلْخَرِيطَةُ ……………………… الْمَقْعَدِ.</w:t>
             </w:r>
           </w:p>
         </w:tc>
@@ -3618,7 +3618,7 @@
                 <w:szCs w:val="28"/>
                 <w:rtl/>
               </w:rPr>
-              <w:t xml:space="preserve">اَلطُّلَّابُ ……………………… الْمَلْعَبِ.</w:t>
+              <w:t xml:space="preserve">غُرْفَةُ الْمُدِيرِ ……………………… الْمَكْتَبَةِ.</w:t>
             </w:r>
           </w:p>
         </w:tc>
@@ -3690,7 +3690,7 @@
                 <w:szCs w:val="28"/>
                 <w:rtl/>
               </w:rPr>
-              <w:t xml:space="preserve">نَذْهَبُ ……………………… الْمَخْتَبَرِ.</w:t>
+              <w:t xml:space="preserve">اَلْمُخْتَبَرُ ……………………… الْمَقْصِفِ.</w:t>
             </w:r>
           </w:p>
         </w:tc>
@@ -3762,7 +3762,7 @@
                 <w:szCs w:val="28"/>
                 <w:rtl/>
               </w:rPr>
-              <w:t xml:space="preserve">……………………… تَدْرُسُ الْيَوْمَ؟</w:t>
+              <w:t xml:space="preserve">مَاذَا ……………………… فِي الْفِنَاءِ؟</w:t>
             </w:r>
           </w:p>
         </w:tc>
@@ -3869,7 +3869,7 @@
           <w:sz w:val="20"/>
           <w:szCs w:val="20"/>
         </w:rPr>
-        <w:t xml:space="preserve">1.  «أَذْهَبُ إِلَى الْمَدْرَسَةِ» cümlesinin Türkçe anlamı hangisidir?</w:t>
+        <w:t xml:space="preserve">1.  «اَلْمَقْصِفُ فِي الطَّابِقِ الْأَوَّلِ» cümlesinin Türkçe anlamı hangisidir?</w:t>
       </w:r>
     </w:p>
     <w:tbl>
@@ -3937,7 +3937,7 @@
                 <w:sz w:val="20"/>
                 <w:szCs w:val="20"/>
               </w:rPr>
-              <w:t xml:space="preserve">Okula gidiyorum.</w:t>
+              <w:t xml:space="preserve">Kantin birinci kattadır.</w:t>
             </w:r>
           </w:p>
         </w:tc>
@@ -3986,7 +3986,7 @@
                 <w:sz w:val="20"/>
                 <w:szCs w:val="20"/>
               </w:rPr>
-              <w:t xml:space="preserve">Okulda okuyorum.</w:t>
+              <w:t xml:space="preserve">Kantin ikinci kattadır.</w:t>
             </w:r>
           </w:p>
         </w:tc>
@@ -4040,7 +4040,7 @@
                 <w:sz w:val="20"/>
                 <w:szCs w:val="20"/>
               </w:rPr>
-              <w:t xml:space="preserve">Okuldan geliyorum.</w:t>
+              <w:t xml:space="preserve">Kütüphane birinci kattadır.</w:t>
             </w:r>
           </w:p>
         </w:tc>
@@ -4089,7 +4089,7 @@
                 <w:sz w:val="20"/>
                 <w:szCs w:val="20"/>
               </w:rPr>
-              <w:t xml:space="preserve">Okulu seviyorum.</w:t>
+              <w:t xml:space="preserve">Kantin okulun arkasındadır.</w:t>
             </w:r>
           </w:p>
         </w:tc>
@@ -4112,7 +4112,7 @@
           <w:sz w:val="20"/>
           <w:szCs w:val="20"/>
         </w:rPr>
-        <w:t xml:space="preserve">2.  Arkadaşının en sevdiği dersi sormak için hangi soruyu kullanırsın?</w:t>
+        <w:t xml:space="preserve">2.  Sınıfta ne olduğunu sormak için hangi soruyu kullanırsın?</w:t>
       </w:r>
     </w:p>
     <w:tbl>
@@ -4181,7 +4181,7 @@
                 <w:szCs w:val="28"/>
                 <w:rtl/>
               </w:rPr>
-              <w:t xml:space="preserve">مَا دَرْسُكَ الْمُفَضَّلُ؟</w:t>
+              <w:t xml:space="preserve">مَاذَا يُوجَدُ فِي الصَّفِّ؟</w:t>
             </w:r>
           </w:p>
         </w:tc>
@@ -4231,7 +4231,7 @@
                 <w:szCs w:val="28"/>
                 <w:rtl/>
               </w:rPr>
-              <w:t xml:space="preserve">أَيْنَ دَرْسُكَ؟</w:t>
+              <w:t xml:space="preserve">أَيْنَ الصَّفُّ؟</w:t>
             </w:r>
           </w:p>
         </w:tc>
@@ -4286,7 +4286,7 @@
                 <w:szCs w:val="28"/>
                 <w:rtl/>
               </w:rPr>
-              <w:t xml:space="preserve">مَنْ مُعَلِّمُكَ؟</w:t>
+              <w:t xml:space="preserve">مَنْ فِي الصَّفِّ؟</w:t>
             </w:r>
           </w:p>
         </w:tc>
@@ -4336,7 +4336,7 @@
                 <w:szCs w:val="28"/>
                 <w:rtl/>
               </w:rPr>
-              <w:t xml:space="preserve">هَلْ تَذْهَبُ إِلَى الْمَدْرَسَةِ؟</w:t>
+              <w:t xml:space="preserve">هَلْ هَذَا صَفٌّ؟</w:t>
             </w:r>
           </w:p>
         </w:tc>
@@ -4478,7 +4478,7 @@
                 <w:szCs w:val="28"/>
                 <w:rtl/>
               </w:rPr>
-              <w:t xml:space="preserve">مَخْتَبَرٌ</w:t>
+              <w:t xml:space="preserve">مُخْتَبَرٌ</w:t>
             </w:r>
           </w:p>
         </w:tc>
@@ -4533,7 +4533,7 @@
                 <w:szCs w:val="28"/>
                 <w:rtl/>
               </w:rPr>
-              <w:t xml:space="preserve">مَلْعَبٌ</w:t>
+              <w:t xml:space="preserve">مَقْصِفٌ</w:t>
             </w:r>
           </w:p>
         </w:tc>
@@ -4606,7 +4606,7 @@
           <w:sz w:val="20"/>
           <w:szCs w:val="20"/>
         </w:rPr>
-        <w:t xml:space="preserve">4.  «Ben ders çalışıyorum» demek isteyen öğrenci hangi fiili kullanır?</w:t>
+        <w:t xml:space="preserve">4.  «Ben altıncı sınıftayım» demek isteyen öğrenci ne der?</w:t>
       </w:r>
     </w:p>
     <w:tbl>
@@ -4675,7 +4675,7 @@
                 <w:szCs w:val="28"/>
                 <w:rtl/>
               </w:rPr>
-              <w:t xml:space="preserve">أَدْرُسُ</w:t>
+              <w:t xml:space="preserve">أَنَا طَالِبٌ فِي الصَّفِّ السَّادِسِ.</w:t>
             </w:r>
           </w:p>
         </w:tc>
@@ -4725,7 +4725,7 @@
                 <w:szCs w:val="28"/>
                 <w:rtl/>
               </w:rPr>
-              <w:t xml:space="preserve">تَدْرُسُ</w:t>
+              <w:t xml:space="preserve">أَنَا فِي الطَّابِقِ السَّادِسِ.</w:t>
             </w:r>
           </w:p>
         </w:tc>
@@ -4780,7 +4780,7 @@
                 <w:szCs w:val="28"/>
                 <w:rtl/>
               </w:rPr>
-              <w:t xml:space="preserve">يَدْرُسُ</w:t>
+              <w:t xml:space="preserve">أَنَا أَذْهَبُ إِلَى الصَّفِّ.</w:t>
             </w:r>
           </w:p>
         </w:tc>
@@ -4830,7 +4830,7 @@
                 <w:szCs w:val="28"/>
                 <w:rtl/>
               </w:rPr>
-              <w:t xml:space="preserve">نَدْرُسُ</w:t>
+              <w:t xml:space="preserve">هَذَا صَفِّي السَّادِسُ.</w:t>
             </w:r>
           </w:p>
         </w:tc>
@@ -4853,7 +4853,7 @@
           <w:sz w:val="20"/>
           <w:szCs w:val="20"/>
         </w:rPr>
-        <w:t xml:space="preserve">5.  «هُوَ يَكْتُبُ الدَّرْسَ» cümlesindeki fiil hangi şahsa göre çekimlenmiştir?</w:t>
+        <w:t xml:space="preserve">5.  «اَلسَّاعَةُ فَوْقَ السَّبُّورَةِ» cümlesine göre saat nerededir?</w:t>
       </w:r>
     </w:p>
     <w:tbl>
@@ -4921,7 +4921,7 @@
                 <w:sz w:val="20"/>
                 <w:szCs w:val="20"/>
               </w:rPr>
-              <w:t xml:space="preserve">Ben</w:t>
+              <w:t xml:space="preserve">Tahtanın altında</w:t>
             </w:r>
           </w:p>
         </w:tc>
@@ -4970,7 +4970,7 @@
                 <w:sz w:val="20"/>
                 <w:szCs w:val="20"/>
               </w:rPr>
-              <w:t xml:space="preserve">Sen (erkek)</w:t>
+              <w:t xml:space="preserve">Tahtanın solunda</w:t>
             </w:r>
           </w:p>
         </w:tc>
@@ -5024,7 +5024,7 @@
                 <w:sz w:val="20"/>
                 <w:szCs w:val="20"/>
               </w:rPr>
-              <w:t xml:space="preserve">O (erkek)</w:t>
+              <w:t xml:space="preserve">Tahtanın üstünde</w:t>
             </w:r>
           </w:p>
         </w:tc>
@@ -5073,7 +5073,7 @@
                 <w:sz w:val="20"/>
                 <w:szCs w:val="20"/>
               </w:rPr>
-              <w:t xml:space="preserve">O (kadın)</w:t>
+              <w:t xml:space="preserve">Tahtanın sağında</w:t>
             </w:r>
           </w:p>
         </w:tc>
@@ -5119,7 +5119,7 @@
           <w:sz w:val="21"/>
           <w:szCs w:val="21"/>
         </w:rPr>
-        <w:t xml:space="preserve">Aşağıdaki cümlelerde fiil çekimi doğru ise D, yanlış ise Y kutusunu işaretleyiniz.</w:t>
+        <w:t xml:space="preserve">Aşağıdaki cümleler bilgi ve dil bilgisi bakımından doğru ise D, yanlış ise Y kutusunu işaretleyiniz.</w:t>
       </w:r>
       <w:r>
         <w:rPr>
@@ -5375,7 +5375,7 @@
                 <w:szCs w:val="28"/>
                 <w:rtl/>
               </w:rPr>
-              <w:t xml:space="preserve">أَنَا أَذْهَبُ إِلَى الْمَدْرَسَةِ.</w:t>
+              <w:t xml:space="preserve">اَلْمَكْتَبَةُ فِي الْمَدْرَسَةِ.</w:t>
             </w:r>
           </w:p>
         </w:tc>
@@ -5501,7 +5501,7 @@
                 <w:szCs w:val="28"/>
                 <w:rtl/>
               </w:rPr>
-              <w:t xml:space="preserve">هُوَ أَدْرُسُ فِي الصَّفِّ.</w:t>
+              <w:t xml:space="preserve">اَلْخَرِيطَةُ مِنْ أَقْسَامِ الْمَدْرَسَةِ.</w:t>
             </w:r>
           </w:p>
         </w:tc>
@@ -5627,7 +5627,7 @@
                 <w:szCs w:val="28"/>
                 <w:rtl/>
               </w:rPr>
-              <w:t xml:space="preserve">هِيَ تَقْرَأُ الْكِتَابَ.</w:t>
+              <w:t xml:space="preserve">يُوجَدُ حَاسُوبٌ فِي الْمُخْتَبَرِ.</w:t>
             </w:r>
           </w:p>
         </w:tc>
@@ -5753,7 +5753,7 @@
                 <w:szCs w:val="28"/>
                 <w:rtl/>
               </w:rPr>
-              <w:t xml:space="preserve">أَنْتَ تَكْتُبُ الدَّرْسَ.</w:t>
+              <w:t xml:space="preserve">اَلطَّابِقُ الْأَوَّلُ تَحْتَ الطَّابِقِ الثَّانِي.</w:t>
             </w:r>
           </w:p>
         </w:tc>
@@ -5879,7 +5879,7 @@
                 <w:szCs w:val="28"/>
                 <w:rtl/>
               </w:rPr>
-              <w:t xml:space="preserve">أَنْتِ يَذْهَبُ إِلَى الْمَكْتَبَةِ.</w:t>
+              <w:t xml:space="preserve">اَلْمَقْصِفُ خَلْفَ السَّبُّورَةِ.</w:t>
             </w:r>
           </w:p>
         </w:tc>
@@ -6112,7 +6112,7 @@
                 <w:szCs w:val="28"/>
                 <w:rtl/>
               </w:rPr>
-              <w:t xml:space="preserve">إِلَى الْمَدْرَسَةِ  ـ  أَذْهَبُ  ـ  صَبَاحًا</w:t>
+              <w:t xml:space="preserve">فِي الْمَكْتَبَةِ  ـ  يُوجَدُ  ـ  مَاذَا</w:t>
             </w:r>
           </w:p>
         </w:tc>
@@ -6184,7 +6184,7 @@
                 <w:szCs w:val="28"/>
                 <w:rtl/>
               </w:rPr>
-              <w:t xml:space="preserve">الْمُفَضَّلُ؟  ـ  دَرْسُكَ  ـ  مَا</w:t>
+              <w:t xml:space="preserve">السَّادِسِ  ـ  فِي الصَّفِّ  ـ  أَنَا طَالِبٌ</w:t>
             </w:r>
           </w:p>
         </w:tc>
@@ -6256,7 +6256,7 @@
                 <w:szCs w:val="28"/>
                 <w:rtl/>
               </w:rPr>
-              <w:t xml:space="preserve">فِي الْمَكْتَبَةِ  ـ  الْكِتَابَ  ـ  أَقْرَأُ</w:t>
+              <w:t xml:space="preserve">السَّبُّورَةِ  ـ  فَوْقَ  ـ  اَلسَّاعَةُ</w:t>
             </w:r>
           </w:p>
         </w:tc>
@@ -6328,7 +6328,7 @@
                 <w:szCs w:val="28"/>
                 <w:rtl/>
               </w:rPr>
-              <w:t xml:space="preserve">كَبِيرٌ  ـ  مَلْعَبُ  ـ  الْمَدْرَسَةِ</w:t>
+              <w:t xml:space="preserve">الْمَدْرَسَةِ  ـ  خَلْفَ  ـ  اَلْفِنَاءُ</w:t>
             </w:r>
           </w:p>
         </w:tc>
@@ -6400,7 +6400,7 @@
                 <w:szCs w:val="28"/>
                 <w:rtl/>
               </w:rPr>
-              <w:t xml:space="preserve">الرِّيَاضِيَّاتِ  ـ  نَدْرُسُ  ـ  الْيَوْمَ</w:t>
+              <w:t xml:space="preserve">الْأَوَّلِ  ـ  فِي الطَّابِقِ  ـ  اَلْمَقْصِفُ</w:t>
             </w:r>
           </w:p>
         </w:tc>
@@ -6446,7 +6446,7 @@
           <w:sz w:val="21"/>
           <w:szCs w:val="21"/>
         </w:rPr>
-        <w:t xml:space="preserve">Okulunuzu ve bir okul gününüzü anlatan kısa bir metin yazınız.</w:t>
+        <w:t xml:space="preserve">Okulunuzu ve bölümlerini anlatan kısa bir metin yazınız. Hangi bölümün nerede ve kaçıncı katta olduğunu belirtiniz.</w:t>
       </w:r>
       <w:r>
         <w:rPr>
@@ -6552,7 +6552,7 @@
                 <w:szCs w:val="30"/>
                 <w:rtl/>
               </w:rPr>
-              <w:t xml:space="preserve">مَدْرَسَتِي   —   صَفِّي   —   مَكْتَبَةٌ   —   مَلْعَبٌ   —   أَذْهَبُ   —   أَدْرُسُ   —   أَقْرَأُ   —   أَكْتُبُ</w:t>
+              <w:t xml:space="preserve">مَدْرَسَتِي   —   مَكْتَبَةٌ   —   مُخْتَبَرٌ   —   مَقْصِفٌ   —   الطَّابِقُ   —   أَمَامَ   —   يُوجَدُ</w:t>
             </w:r>
           </w:p>
         </w:tc>
@@ -7062,7 +7062,7 @@
                 <w:sz w:val="19"/>
                 <w:szCs w:val="19"/>
               </w:rPr>
-              <w:t xml:space="preserve">kütüphane · oyun alanı (spor sahası) · laboratuvar · kantin · idare (müdürlük) · matematik</w:t>
+              <w:t xml:space="preserve">kütüphane · laboratuvar · kantin · harita · sıra (oturma yeri) · bilgisayar</w:t>
             </w:r>
           </w:p>
         </w:tc>
@@ -7156,7 +7156,7 @@
                 <w:szCs w:val="27"/>
                 <w:rtl/>
               </w:rPr>
-              <w:t xml:space="preserve">أَذْهَبُ إِلَى الْمَدْرَسَةِ. · أَدْرُسُ اللُّغَةَ الْعَرَبِيَّةَ. · أَكْتُبُ فِي دَفْتَرِي.</w:t>
+              <w:t xml:space="preserve">أَنَا طَالِبٌ فِي الصَّفِّ السَّادِسِ. · مَاذَا يُوجَدُ فِي الْمَكْتَبَةِ؟ · اَلْخَرِيطَةُ فَوْقَ السَّبُّورَةِ.</w:t>
             </w:r>
           </w:p>
           <w:p>
@@ -7174,7 +7174,7 @@
                 <w:szCs w:val="27"/>
                 <w:rtl/>
               </w:rPr>
-              <w:t xml:space="preserve">أَقْرَأُ الْكِتَابَ فِي الْمَكْتَبَةِ. · مَا دَرْسُكَ الْمُفَضَّلُ؟ · يَوْمَ الْخَمِيسِ دَرْسُ الرِّيَاضَةِ.</w:t>
+              <w:t xml:space="preserve">اَلْمَقْصِفُ فِي الطَّابِقِ الْأَوَّلِ. · اَلْمَسْجِدُ خَلْفَ الْمَدْرَسَةِ. · غُرْفَةُ الْمُدِيرِ عَلَى الْيَمِينِ.</w:t>
             </w:r>
           </w:p>
         </w:tc>
@@ -7362,7 +7362,7 @@
                 <w:szCs w:val="27"/>
                 <w:rtl/>
               </w:rPr>
-              <w:t xml:space="preserve">أَذْهَبُ ، أَدْرُسُ ، أَكْتُبُ ، أَقْرَأُ ،</w:t>
+              <w:t xml:space="preserve">أَمَامَ ، خَلْفَ ، تَحْتَ ، فَوْقَ ،</w:t>
             </w:r>
           </w:p>
           <w:p>
@@ -7380,7 +7380,7 @@
                 <w:szCs w:val="27"/>
                 <w:rtl/>
               </w:rPr>
-              <w:t xml:space="preserve">فِي ، إِلَى ، مَاذَا</w:t>
+              <w:t xml:space="preserve">يَمِينَ ، يَسَارَ ، يُوجَدُ</w:t>
             </w:r>
           </w:p>
         </w:tc>
@@ -7662,7 +7662,7 @@
                 <w:szCs w:val="27"/>
                 <w:rtl/>
               </w:rPr>
-              <w:t xml:space="preserve">أَذْهَبُ إِلَى الْمَدْرَسَةِ صَبَاحًا. · مَا دَرْسُكَ الْمُفَضَّلُ؟</w:t>
+              <w:t xml:space="preserve">مَاذَا يُوجَدُ فِي الْمَكْتَبَةِ؟ · أَنَا طَالِبٌ فِي الصَّفِّ السَّادِسِ.</w:t>
             </w:r>
           </w:p>
           <w:p>
@@ -7680,7 +7680,7 @@
                 <w:szCs w:val="27"/>
                 <w:rtl/>
               </w:rPr>
-              <w:t xml:space="preserve">أَقْرَأُ الْكِتَابَ فِي الْمَكْتَبَةِ. · مَلْعَبُ الْمَدْرَسَةِ كَبِيرٌ.</w:t>
+              <w:t xml:space="preserve">اَلسَّاعَةُ فَوْقَ السَّبُّورَةِ. · اَلْفِنَاءُ خَلْفَ الْمَدْرَسَةِ.</w:t>
             </w:r>
           </w:p>
           <w:p>
@@ -7698,7 +7698,7 @@
                 <w:szCs w:val="27"/>
                 <w:rtl/>
               </w:rPr>
-              <w:t xml:space="preserve">اَلْيَوْمَ نَدْرُسُ الرِّيَاضِيَّاتِ.</w:t>
+              <w:t xml:space="preserve">اَلْمَقْصِفُ فِي الطَّابِقِ الْأَوَّلِ.</w:t>
             </w:r>
           </w:p>
         </w:tc>
@@ -8010,7 +8010,7 @@
                 <w:sz w:val="19"/>
                 <w:szCs w:val="19"/>
               </w:rPr>
-              <w:t xml:space="preserve">Okulunu ve okul gününü anlatan en az altı satırlık bir metin yazar.</w:t>
+              <w:t xml:space="preserve">Okulunu ve bölümlerinin yerini anlatan en az altı satırlık bir metin yazar.</w:t>
             </w:r>
           </w:p>
         </w:tc>
@@ -8103,7 +8103,7 @@
                 <w:sz w:val="19"/>
                 <w:szCs w:val="19"/>
               </w:rPr>
-              <w:t xml:space="preserve">Okul bölümleri, ders ve gün adlarını yerinde kullanır.</w:t>
+              <w:t xml:space="preserve">Okul bölümleri, eşya ve sıra sayısı adlarını yerinde kullanır.</w:t>
             </w:r>
           </w:p>
         </w:tc>
@@ -8196,7 +8196,7 @@
                 <w:sz w:val="19"/>
                 <w:szCs w:val="19"/>
               </w:rPr>
-              <w:t xml:space="preserve">Muzâri fiili şahsa uygun çeker ve fiil cümlesi kurar.</w:t>
+              <w:t xml:space="preserve">Yer-yön zarflarını ve "يُوجَدُ / تُوجَدُ" yapısını doğru kurar.</w:t>
             </w:r>
           </w:p>
         </w:tc>
@@ -8918,7 +8918,7 @@
                 <w:sz w:val="17"/>
                 <w:szCs w:val="17"/>
               </w:rPr>
-              <w:t xml:space="preserve">ARP.6.2.4.1 — Haftanın günlerini karşılıklarıyla eşleştirir.</w:t>
+              <w:t xml:space="preserve">ARP.6.2.4.1 — Sıra sayılarını karşılıklarıyla eşleştirir.</w:t>
             </w:r>
           </w:p>
         </w:tc>
@@ -9043,7 +9043,7 @@
                 <w:sz w:val="17"/>
                 <w:szCs w:val="17"/>
               </w:rPr>
-              <w:t xml:space="preserve">ARP.6.2.3.1 — Muzâri fiil ve edatları bağlama uygun kullanır.</w:t>
+              <w:t xml:space="preserve">ARP.6.2.3.1 — Yer-yön zarflarını bağlama uygun kullanır.</w:t>
             </w:r>
           </w:p>
         </w:tc>
@@ -9293,7 +9293,7 @@
                 <w:sz w:val="17"/>
                 <w:szCs w:val="17"/>
               </w:rPr>
-              <w:t xml:space="preserve">ARP.6.2.3.1 — Muzâri fiilin şahıslara göre çekimini denetler.</w:t>
+              <w:t xml:space="preserve">ARP.6.2.3.1 — Bölüm-yer ilişkisini cümle düzeyinde denetler.</w:t>
             </w:r>
           </w:p>
         </w:tc>
@@ -9543,7 +9543,7 @@
                 <w:sz w:val="17"/>
                 <w:szCs w:val="17"/>
               </w:rPr>
-              <w:t xml:space="preserve">ARP.6.2.6.4 — Okul gününü anlatan yazısını uygulamaya geçirir.</w:t>
+              <w:t xml:space="preserve">ARP.6.2.6.4 — Okulunu tanıtan yazısını uygulamaya geçirir.</w:t>
             </w:r>
           </w:p>
         </w:tc>
